--- a/docs/files/Dividend_and_Share_Buyback_Policy__Policy_2026-05.docx
+++ b/docs/files/Dividend_and_Share_Buyback_Policy__Policy_2026-05.docx
@@ -19,7 +19,7 @@
               <a:graphicData uri="http://schemas.openxmlformats.org/drawingml/2006/picture">
                 <pic:pic>
                   <pic:nvPicPr>
-                    <pic:cNvPr id="0" name="tmpwgvcyk3k.png"/>
+                    <pic:cNvPr id="0" name="tmpo96p576j.png"/>
                     <pic:cNvPicPr/>
                   </pic:nvPicPr>
                   <pic:blipFill>
@@ -55,7 +55,11 @@
     <w:p>
       <w:pPr>
         <w:keepNext/>
+        <w:tabs>
+          <w:tab w:pos="708" w:val="left"/>
+        </w:tabs>
         <w:spacing w:before="260" w:after="160"/>
+        <w:ind w:left="708" w:hanging="708"/>
       </w:pPr>
       <w:r>
         <w:rPr>
@@ -65,6 +69,8 @@
           <w:color w:val="1C4076"/>
           <w:sz w:val="28"/>
         </w:rPr>
+        <w:t>1</w:t>
+        <w:tab/>
         <w:t>Introduction</w:t>
       </w:r>
     </w:p>
@@ -102,7 +108,11 @@
     <w:p>
       <w:pPr>
         <w:keepNext/>
+        <w:tabs>
+          <w:tab w:pos="708" w:val="left"/>
+        </w:tabs>
         <w:spacing w:before="260" w:after="160"/>
+        <w:ind w:left="708" w:hanging="708"/>
       </w:pPr>
       <w:r>
         <w:rPr>
@@ -112,6 +122,8 @@
           <w:color w:val="1C4076"/>
           <w:sz w:val="28"/>
         </w:rPr>
+        <w:t>2</w:t>
+        <w:tab/>
         <w:t>Dividend policy and share buyback</w:t>
       </w:r>
     </w:p>
@@ -242,7 +254,11 @@
     <w:p>
       <w:pPr>
         <w:keepNext/>
+        <w:tabs>
+          <w:tab w:pos="708" w:val="left"/>
+        </w:tabs>
         <w:spacing w:before="260" w:after="160"/>
+        <w:ind w:left="708" w:hanging="708"/>
       </w:pPr>
       <w:r>
         <w:rPr>
@@ -252,6 +268,8 @@
           <w:color w:val="1C4076"/>
           <w:sz w:val="28"/>
         </w:rPr>
+        <w:t>3</w:t>
+        <w:tab/>
         <w:t>Restrictions in financing documentation</w:t>
       </w:r>
     </w:p>
@@ -289,7 +307,11 @@
     <w:p>
       <w:pPr>
         <w:keepNext/>
+        <w:tabs>
+          <w:tab w:pos="708" w:val="left"/>
+        </w:tabs>
         <w:spacing w:before="260" w:after="160"/>
+        <w:ind w:left="708" w:hanging="708"/>
       </w:pPr>
       <w:r>
         <w:rPr>
@@ -299,6 +321,8 @@
           <w:color w:val="1C4076"/>
           <w:sz w:val="28"/>
         </w:rPr>
+        <w:t>4</w:t>
+        <w:tab/>
         <w:t>Legal and regulatory requirements</w:t>
       </w:r>
     </w:p>
@@ -677,7 +701,11 @@
     <w:p>
       <w:pPr>
         <w:keepNext/>
+        <w:tabs>
+          <w:tab w:pos="708" w:val="left"/>
+        </w:tabs>
         <w:spacing w:before="260" w:after="160"/>
+        <w:ind w:left="708" w:hanging="708"/>
       </w:pPr>
       <w:r>
         <w:rPr>
@@ -687,6 +715,8 @@
           <w:color w:val="1C4076"/>
           <w:sz w:val="28"/>
         </w:rPr>
+        <w:t>5</w:t>
+        <w:tab/>
         <w:t>Miscellaneous</w:t>
       </w:r>
     </w:p>
